--- a/documents/Video script.docx
+++ b/documents/Video script.docx
@@ -124,39 +124,7 @@
           <w:bCs/>
           <w:lang w:val="en-US"/>
         </w:rPr>
-        <w:t xml:space="preserve">Slide </w:t>
-      </w:r>
-      <w:r>
-        <w:rPr>
-          <w:b/>
-          <w:bCs/>
-          <w:lang w:val="en-US"/>
-        </w:rPr>
-        <w:t>3</w:t>
-      </w:r>
-      <w:r>
-        <w:rPr>
-          <w:b/>
-          <w:bCs/>
-          <w:lang w:val="en-US"/>
-        </w:rPr>
-        <w:t xml:space="preserve"> (</w:t>
-      </w:r>
-      <w:r>
-        <w:rPr>
-          <w:b/>
-          <w:bCs/>
-          <w:lang w:val="en-US"/>
-        </w:rPr>
-        <w:t>path</w:t>
-      </w:r>
-      <w:r>
-        <w:rPr>
-          <w:b/>
-          <w:bCs/>
-          <w:lang w:val="en-US"/>
-        </w:rPr>
-        <w:t>)</w:t>
+        <w:t>Slide 3 (path)</w:t>
       </w:r>
     </w:p>
     <w:p>
@@ -186,39 +154,7 @@
           <w:bCs/>
           <w:lang w:val="en-US"/>
         </w:rPr>
-        <w:t xml:space="preserve">Slide </w:t>
-      </w:r>
-      <w:r>
-        <w:rPr>
-          <w:b/>
-          <w:bCs/>
-          <w:lang w:val="en-US"/>
-        </w:rPr>
-        <w:t>4</w:t>
-      </w:r>
-      <w:r>
-        <w:rPr>
-          <w:b/>
-          <w:bCs/>
-          <w:lang w:val="en-US"/>
-        </w:rPr>
-        <w:t xml:space="preserve"> (</w:t>
-      </w:r>
-      <w:r>
-        <w:rPr>
-          <w:b/>
-          <w:bCs/>
-          <w:lang w:val="en-US"/>
-        </w:rPr>
-        <w:t>text path</w:t>
-      </w:r>
-      <w:r>
-        <w:rPr>
-          <w:b/>
-          <w:bCs/>
-          <w:lang w:val="en-US"/>
-        </w:rPr>
-        <w:t>)</w:t>
+        <w:t>Slide 4 (text path)</w:t>
       </w:r>
     </w:p>
     <w:p>
@@ -248,23 +184,7 @@
           <w:bCs/>
           <w:lang w:val="en-US"/>
         </w:rPr>
-        <w:t xml:space="preserve">Slide </w:t>
-      </w:r>
-      <w:r>
-        <w:rPr>
-          <w:b/>
-          <w:bCs/>
-          <w:lang w:val="en-US"/>
-        </w:rPr>
-        <w:t>5</w:t>
-      </w:r>
-      <w:r>
-        <w:rPr>
-          <w:b/>
-          <w:bCs/>
-          <w:lang w:val="en-US"/>
-        </w:rPr>
-        <w:t xml:space="preserve"> (</w:t>
+        <w:t>Slide 5 (</w:t>
       </w:r>
       <w:r>
         <w:rPr>
@@ -310,39 +230,7 @@
           <w:bCs/>
           <w:lang w:val="en-US"/>
         </w:rPr>
-        <w:t xml:space="preserve">Slide </w:t>
-      </w:r>
-      <w:r>
-        <w:rPr>
-          <w:b/>
-          <w:bCs/>
-          <w:lang w:val="en-US"/>
-        </w:rPr>
-        <w:t>6</w:t>
-      </w:r>
-      <w:r>
-        <w:rPr>
-          <w:b/>
-          <w:bCs/>
-          <w:lang w:val="en-US"/>
-        </w:rPr>
-        <w:t xml:space="preserve"> (Why Good Grain</w:t>
-      </w:r>
-      <w:r>
-        <w:rPr>
-          <w:b/>
-          <w:bCs/>
-          <w:lang w:val="en-US"/>
-        </w:rPr>
-        <w:t>2</w:t>
-      </w:r>
-      <w:r>
-        <w:rPr>
-          <w:b/>
-          <w:bCs/>
-          <w:lang w:val="en-US"/>
-        </w:rPr>
-        <w:t>)</w:t>
+        <w:t>Slide 6 (Why Good Grain2)</w:t>
       </w:r>
     </w:p>
     <w:p>
@@ -372,7 +260,23 @@
           <w:bCs/>
           <w:lang w:val="en-US"/>
         </w:rPr>
-        <w:t>Slide 7 (What does participating involve)</w:t>
+        <w:t>Slide 7 (Wh</w:t>
+      </w:r>
+      <w:r>
+        <w:rPr>
+          <w:b/>
+          <w:bCs/>
+          <w:lang w:val="en-US"/>
+        </w:rPr>
+        <w:t>y home baking</w:t>
+      </w:r>
+      <w:r>
+        <w:rPr>
+          <w:b/>
+          <w:bCs/>
+          <w:lang w:val="en-US"/>
+        </w:rPr>
+        <w:t>)</w:t>
       </w:r>
     </w:p>
     <w:p>
@@ -385,56 +289,20 @@
         <w:rPr>
           <w:lang w:val="en-US"/>
         </w:rPr>
-        <w:t>Read the bullets, with some personality</w:t>
+        <w:t>The first goal is to start to understand where this rye flour does well in the home kitchen. Does it make good bread? Does it make bad bread? Does it make a good sourdough starter? Does it have a detectible taste? Is that taste good, or bad?</w:t>
       </w:r>
     </w:p>
     <w:p>
       <w:pPr>
         <w:rPr>
-          <w:b/>
-          <w:bCs/>
-          <w:lang w:val="en-US"/>
-        </w:rPr>
-      </w:pPr>
-      <w:r>
-        <w:rPr>
-          <w:b/>
-          <w:bCs/>
-          <w:lang w:val="en-US"/>
-        </w:rPr>
-        <w:t xml:space="preserve">Slide </w:t>
-      </w:r>
-      <w:r>
-        <w:rPr>
-          <w:b/>
-          <w:bCs/>
-          <w:lang w:val="en-US"/>
-        </w:rPr>
-        <w:t>8</w:t>
-      </w:r>
-      <w:r>
-        <w:rPr>
-          <w:b/>
-          <w:bCs/>
-          <w:lang w:val="en-US"/>
-        </w:rPr>
-        <w:t xml:space="preserve"> (</w:t>
-      </w:r>
-      <w:r>
-        <w:rPr>
-          <w:b/>
-          <w:bCs/>
-          <w:lang w:val="en-US"/>
-        </w:rPr>
-        <w:t>Optional events</w:t>
-      </w:r>
-      <w:r>
-        <w:rPr>
-          <w:b/>
-          <w:bCs/>
-          <w:lang w:val="en-US"/>
-        </w:rPr>
-        <w:t>)</w:t>
+          <w:lang w:val="en-US"/>
+        </w:rPr>
+      </w:pPr>
+      <w:r>
+        <w:rPr>
+          <w:lang w:val="en-US"/>
+        </w:rPr>
+        <w:t xml:space="preserve">Along side this first goal, once we hear about how the flour is behaving under real world conditions, as scientists we can start to identify areas where we can try to improve it. Maybe we could manage the crop differently, or we could breed for a better taste profile. So our second goal is to translate your findings into research priorities. </w:t>
       </w:r>
     </w:p>
     <w:p>
@@ -447,7 +315,7 @@
         <w:rPr>
           <w:lang w:val="en-US"/>
         </w:rPr>
-        <w:t>Read the bullets, with some personality</w:t>
+        <w:t xml:space="preserve">Lastly, we want to know how people feel about baking with a perennial rye flour. Is it exciting? Does it make you a little nervous? Maybe you don’t really care. This is a really new area of research, so we want to understand how people feel about it. </w:t>
       </w:r>
     </w:p>
     <w:p>
@@ -464,31 +332,15 @@
           <w:bCs/>
           <w:lang w:val="en-US"/>
         </w:rPr>
-        <w:t xml:space="preserve">Slide </w:t>
-      </w:r>
-      <w:r>
-        <w:rPr>
-          <w:b/>
-          <w:bCs/>
-          <w:lang w:val="en-US"/>
-        </w:rPr>
-        <w:t xml:space="preserve">9 </w:t>
-      </w:r>
-      <w:r>
-        <w:rPr>
-          <w:b/>
-          <w:bCs/>
-          <w:lang w:val="en-US"/>
-        </w:rPr>
-        <w:t>(</w:t>
-      </w:r>
-      <w:r>
-        <w:rPr>
-          <w:b/>
-          <w:bCs/>
-          <w:lang w:val="en-US"/>
-        </w:rPr>
-        <w:t>Funding and project partners</w:t>
+        <w:t xml:space="preserve">Slide 8 (What </w:t>
+      </w:r>
+      <w:r>
+        <w:rPr>
+          <w:b/>
+          <w:bCs/>
+          <w:lang w:val="en-US"/>
+        </w:rPr>
+        <w:t>is expected of me</w:t>
       </w:r>
       <w:r>
         <w:rPr>
@@ -509,7 +361,22 @@
         <w:rPr>
           <w:lang w:val="en-US"/>
         </w:rPr>
-        <w:t xml:space="preserve">The GoodGrain project is grateful to have support from the Novo Nordisk Foundation’s Plant2Food program. </w:t>
+        <w:lastRenderedPageBreak/>
+        <w:t xml:space="preserve">In a nutshell, we are hoping you will bake two of whatever baked good you choose – one using the perennial rye flour we send you, and one using the rye flour you normally use. You can mix our flour with other grains or other flour if that is what you normally do. If you normally use a rye sourdough starter, you can try to use the perennial rye in it. If you normally make crackers, or </w:t>
+      </w:r>
+      <w:proofErr w:type="spellStart"/>
+      <w:r>
+        <w:rPr>
+          <w:lang w:val="en-US"/>
+        </w:rPr>
+        <w:t>boller</w:t>
+      </w:r>
+      <w:proofErr w:type="spellEnd"/>
+      <w:r>
+        <w:rPr>
+          <w:lang w:val="en-US"/>
+        </w:rPr>
+        <w:t xml:space="preserve">, or pizza dough, or cookies, that is fine too! The most important thing is that you make two products – one using the perennial rye flour we send you, and one using your normal rye. This will make it so you can directly compare the perennial rye flour to your normal flour. </w:t>
       </w:r>
     </w:p>
     <w:p>
@@ -534,15 +401,31 @@
           <w:bCs/>
           <w:lang w:val="en-US"/>
         </w:rPr>
-        <w:t>10</w:t>
-      </w:r>
-      <w:r>
-        <w:rPr>
-          <w:b/>
-          <w:bCs/>
-          <w:lang w:val="en-US"/>
-        </w:rPr>
-        <w:t>-13</w:t>
+        <w:t>9</w:t>
+      </w:r>
+      <w:r>
+        <w:rPr>
+          <w:b/>
+          <w:bCs/>
+          <w:lang w:val="en-US"/>
+        </w:rPr>
+        <w:t xml:space="preserve"> (</w:t>
+      </w:r>
+      <w:r>
+        <w:rPr>
+          <w:b/>
+          <w:bCs/>
+          <w:lang w:val="en-US"/>
+        </w:rPr>
+        <w:t>What is expected of me list</w:t>
+      </w:r>
+      <w:r>
+        <w:rPr>
+          <w:b/>
+          <w:bCs/>
+          <w:lang w:val="en-US"/>
+        </w:rPr>
+        <w:t>)</w:t>
       </w:r>
     </w:p>
     <w:p>
@@ -555,7 +438,7 @@
         <w:rPr>
           <w:lang w:val="en-US"/>
         </w:rPr>
-        <w:t>Read the bullets, with some personality</w:t>
+        <w:t>Read it.</w:t>
       </w:r>
     </w:p>
     <w:p>
@@ -572,7 +455,39 @@
           <w:bCs/>
           <w:lang w:val="en-US"/>
         </w:rPr>
-        <w:t>Slide 14 (For the curious: )</w:t>
+        <w:t xml:space="preserve">Slide </w:t>
+      </w:r>
+      <w:r>
+        <w:rPr>
+          <w:b/>
+          <w:bCs/>
+          <w:lang w:val="en-US"/>
+        </w:rPr>
+        <w:t>10</w:t>
+      </w:r>
+      <w:r>
+        <w:rPr>
+          <w:b/>
+          <w:bCs/>
+          <w:lang w:val="en-US"/>
+        </w:rPr>
+        <w:t xml:space="preserve"> (</w:t>
+      </w:r>
+      <w:r>
+        <w:rPr>
+          <w:b/>
+          <w:bCs/>
+          <w:lang w:val="en-US"/>
+        </w:rPr>
+        <w:t>Optional events</w:t>
+      </w:r>
+      <w:r>
+        <w:rPr>
+          <w:b/>
+          <w:bCs/>
+          <w:lang w:val="en-US"/>
+        </w:rPr>
+        <w:t>)</w:t>
       </w:r>
     </w:p>
     <w:p>
@@ -585,7 +500,7 @@
         <w:rPr>
           <w:lang w:val="en-US"/>
         </w:rPr>
-        <w:t xml:space="preserve">Now we will talk about the idea of perennial grains. </w:t>
+        <w:t>Read the bullets, with some personality</w:t>
       </w:r>
     </w:p>
     <w:p>
@@ -602,40 +517,39 @@
           <w:bCs/>
           <w:lang w:val="en-US"/>
         </w:rPr>
-        <w:lastRenderedPageBreak/>
-        <w:t>Slide 1</w:t>
-      </w:r>
-      <w:r>
-        <w:rPr>
-          <w:b/>
-          <w:bCs/>
-          <w:lang w:val="en-US"/>
-        </w:rPr>
-        <w:t>5</w:t>
-      </w:r>
-      <w:r>
-        <w:rPr>
-          <w:b/>
-          <w:bCs/>
-          <w:lang w:val="en-US"/>
-        </w:rPr>
-        <w:t xml:space="preserve"> (</w:t>
-      </w:r>
-      <w:r>
-        <w:rPr>
-          <w:b/>
-          <w:bCs/>
-          <w:lang w:val="en-US"/>
-        </w:rPr>
-        <w:t>Image</w:t>
-      </w:r>
-      <w:r>
-        <w:rPr>
-          <w:b/>
-          <w:bCs/>
-          <w:lang w:val="en-US"/>
-        </w:rPr>
-        <w:t>)</w:t>
+        <w:t xml:space="preserve">Slide </w:t>
+      </w:r>
+      <w:r>
+        <w:rPr>
+          <w:b/>
+          <w:bCs/>
+          <w:lang w:val="en-US"/>
+        </w:rPr>
+        <w:t>1</w:t>
+      </w:r>
+      <w:r>
+        <w:rPr>
+          <w:b/>
+          <w:bCs/>
+          <w:lang w:val="en-US"/>
+        </w:rPr>
+        <w:t>2</w:t>
+      </w:r>
+      <w:r>
+        <w:rPr>
+          <w:b/>
+          <w:bCs/>
+          <w:lang w:val="en-US"/>
+        </w:rPr>
+        <w:t>-1</w:t>
+      </w:r>
+      <w:r>
+        <w:rPr>
+          <w:b/>
+          <w:bCs/>
+          <w:lang w:val="en-US"/>
+        </w:rPr>
+        <w:t>4</w:t>
       </w:r>
     </w:p>
     <w:p>
@@ -648,19 +562,7 @@
         <w:rPr>
           <w:lang w:val="en-US"/>
         </w:rPr>
-        <w:t>In general, p</w:t>
-      </w:r>
-      <w:r>
-        <w:rPr>
-          <w:lang w:val="en-US"/>
-        </w:rPr>
-        <w:t>erennial plants live for more than one year; annual plants do not.</w:t>
-      </w:r>
-      <w:r>
-        <w:rPr>
-          <w:lang w:val="en-US"/>
-        </w:rPr>
-        <w:t xml:space="preserve"> In reality, this black and white distinction is not always so clear, and there are things like biennials, hardy perennials, soft perennials, and some other exceptions, but most plants can be classified as a perennial or annual.</w:t>
+        <w:t>Read the bullets, with some personality</w:t>
       </w:r>
     </w:p>
     <w:p>
@@ -685,7 +587,15 @@
           <w:bCs/>
           <w:lang w:val="en-US"/>
         </w:rPr>
-        <w:t>6</w:t>
+        <w:t>5</w:t>
+      </w:r>
+      <w:r>
+        <w:rPr>
+          <w:b/>
+          <w:bCs/>
+          <w:lang w:val="en-US"/>
+        </w:rPr>
+        <w:t xml:space="preserve"> (For the curious: )</w:t>
       </w:r>
     </w:p>
     <w:p>
@@ -698,141 +608,143 @@
         <w:rPr>
           <w:lang w:val="en-US"/>
         </w:rPr>
-        <w:t>Perennials are very common in nature</w:t>
-      </w:r>
-      <w:r>
-        <w:rPr>
-          <w:lang w:val="en-US"/>
-        </w:rPr>
-        <w:t>. Think about going for a walk in the forest and the plants you see. Lots of t</w:t>
-      </w:r>
-      <w:r>
-        <w:rPr>
-          <w:lang w:val="en-US"/>
-        </w:rPr>
-        <w:t>rees</w:t>
-      </w:r>
-      <w:r>
-        <w:rPr>
-          <w:lang w:val="en-US"/>
-        </w:rPr>
-        <w:t xml:space="preserve"> and shrubs, grasses</w:t>
-      </w:r>
-      <w:r>
-        <w:rPr>
-          <w:lang w:val="en-US"/>
-        </w:rPr>
-        <w:t xml:space="preserve">. </w:t>
+        <w:t xml:space="preserve">Now we will talk about the idea of perennial grains. </w:t>
       </w:r>
     </w:p>
     <w:p>
       <w:pPr>
         <w:rPr>
-          <w:lang w:val="en-US"/>
-        </w:rPr>
-      </w:pPr>
-      <w:r>
-        <w:rPr>
-          <w:lang w:val="en-US"/>
-        </w:rPr>
-        <w:t xml:space="preserve">In fact, if you make a list of all of the plant species in the world, only 6% of those plants will be annuals. </w:t>
+          <w:b/>
+          <w:bCs/>
+          <w:lang w:val="en-US"/>
+        </w:rPr>
+      </w:pPr>
+      <w:r>
+        <w:rPr>
+          <w:b/>
+          <w:bCs/>
+          <w:lang w:val="en-US"/>
+        </w:rPr>
+        <w:t>Slide 1</w:t>
+      </w:r>
+      <w:r>
+        <w:rPr>
+          <w:b/>
+          <w:bCs/>
+          <w:lang w:val="en-US"/>
+        </w:rPr>
+        <w:t>6</w:t>
+      </w:r>
+      <w:r>
+        <w:rPr>
+          <w:b/>
+          <w:bCs/>
+          <w:lang w:val="en-US"/>
+        </w:rPr>
+        <w:t xml:space="preserve"> (</w:t>
+      </w:r>
+      <w:r>
+        <w:rPr>
+          <w:b/>
+          <w:bCs/>
+          <w:lang w:val="en-US"/>
+        </w:rPr>
+        <w:t>Image</w:t>
+      </w:r>
+      <w:r>
+        <w:rPr>
+          <w:b/>
+          <w:bCs/>
+          <w:lang w:val="en-US"/>
+        </w:rPr>
+        <w:t>)</w:t>
       </w:r>
     </w:p>
     <w:p>
       <w:pPr>
         <w:rPr>
-          <w:b/>
-          <w:bCs/>
-          <w:lang w:val="en-US"/>
-        </w:rPr>
-      </w:pPr>
-      <w:r>
-        <w:rPr>
-          <w:b/>
-          <w:bCs/>
-          <w:lang w:val="en-US"/>
-        </w:rPr>
-        <w:t>Slide 1</w:t>
-      </w:r>
-      <w:r>
-        <w:rPr>
-          <w:b/>
-          <w:bCs/>
-          <w:lang w:val="en-US"/>
-        </w:rPr>
-        <w:t>7</w:t>
+          <w:lang w:val="en-US"/>
+        </w:rPr>
+      </w:pPr>
+      <w:r>
+        <w:rPr>
+          <w:lang w:val="en-US"/>
+        </w:rPr>
+        <w:t>In general, p</w:t>
+      </w:r>
+      <w:r>
+        <w:rPr>
+          <w:lang w:val="en-US"/>
+        </w:rPr>
+        <w:t>erennial plants live for more than one year; annual plants do not.</w:t>
+      </w:r>
+      <w:r>
+        <w:rPr>
+          <w:lang w:val="en-US"/>
+        </w:rPr>
+        <w:t xml:space="preserve"> In reality, this black and white distinction is not always so clear, and there are things like biennials, hardy perennials, soft perennials, and some other exceptions, but most plants can be classified as a perennial or annual.</w:t>
       </w:r>
     </w:p>
     <w:p>
       <w:pPr>
         <w:rPr>
-          <w:lang w:val="en-US"/>
-        </w:rPr>
-      </w:pPr>
-      <w:r>
-        <w:rPr>
-          <w:lang w:val="en-US"/>
-        </w:rPr>
-        <w:t>If you make a list of all of the plants humans have domesticated for food production, this changes a little. Humans have domesticated a lot of perennial plants, like apples, blueberries, avocados, and coffee. But we have also seemed to really like the annual plants</w:t>
-      </w:r>
-      <w:r>
-        <w:rPr>
-          <w:lang w:val="en-US"/>
-        </w:rPr>
-        <w:t xml:space="preserve">: </w:t>
-      </w:r>
-      <w:r>
-        <w:rPr>
-          <w:lang w:val="en-US"/>
-        </w:rPr>
-        <w:t xml:space="preserve">42% of the plants </w:t>
-      </w:r>
-      <w:r>
-        <w:rPr>
-          <w:lang w:val="en-US"/>
-        </w:rPr>
-        <w:t>humans have domesticated are</w:t>
-      </w:r>
-      <w:r>
-        <w:rPr>
-          <w:lang w:val="en-US"/>
-        </w:rPr>
-        <w:t xml:space="preserve"> annual</w:t>
-      </w:r>
-      <w:r>
-        <w:rPr>
-          <w:lang w:val="en-US"/>
-        </w:rPr>
-        <w:t>s</w:t>
-      </w:r>
-      <w:r>
-        <w:rPr>
-          <w:lang w:val="en-US"/>
-        </w:rPr>
-        <w:t xml:space="preserve">. </w:t>
-      </w:r>
-      <w:r>
-        <w:rPr>
-          <w:lang w:val="en-US"/>
-        </w:rPr>
-        <w:t xml:space="preserve">Think about lettuce, radishes, and our staple crops like wheat and barley. </w:t>
+          <w:b/>
+          <w:bCs/>
+          <w:lang w:val="en-US"/>
+        </w:rPr>
+      </w:pPr>
+      <w:r>
+        <w:rPr>
+          <w:b/>
+          <w:bCs/>
+          <w:lang w:val="en-US"/>
+        </w:rPr>
+        <w:t>Slide 1</w:t>
+      </w:r>
+      <w:r>
+        <w:rPr>
+          <w:b/>
+          <w:bCs/>
+          <w:lang w:val="en-US"/>
+        </w:rPr>
+        <w:t>7</w:t>
       </w:r>
     </w:p>
     <w:p>
       <w:pPr>
         <w:rPr>
-          <w:b/>
-          <w:bCs/>
-          <w:lang w:val="en-US"/>
-        </w:rPr>
-      </w:pPr>
-      <w:r>
-        <w:rPr>
-          <w:b/>
-          <w:bCs/>
-          <w:lang w:val="en-US"/>
-        </w:rPr>
-        <w:t>Slide 18</w:t>
+          <w:lang w:val="en-US"/>
+        </w:rPr>
+      </w:pPr>
+      <w:r>
+        <w:rPr>
+          <w:lang w:val="en-US"/>
+        </w:rPr>
+        <w:t>Perennials are very common in nature</w:t>
+      </w:r>
+      <w:r>
+        <w:rPr>
+          <w:lang w:val="en-US"/>
+        </w:rPr>
+        <w:t>. Think about going for a walk in the forest and the plants you see. Lots of t</w:t>
+      </w:r>
+      <w:r>
+        <w:rPr>
+          <w:lang w:val="en-US"/>
+        </w:rPr>
+        <w:t>rees</w:t>
+      </w:r>
+      <w:r>
+        <w:rPr>
+          <w:lang w:val="en-US"/>
+        </w:rPr>
+        <w:t xml:space="preserve"> and shrubs, grasses</w:t>
+      </w:r>
+      <w:r>
+        <w:rPr>
+          <w:lang w:val="en-US"/>
+        </w:rPr>
+        <w:t xml:space="preserve">. </w:t>
       </w:r>
     </w:p>
     <w:p>
@@ -845,7 +757,7 @@
         <w:rPr>
           <w:lang w:val="en-US"/>
         </w:rPr>
-        <w:t xml:space="preserve">That brings us to our next statistic. While 42% of our domesticated plants are annuals, we plant 82% of our agricultural land to annuals. This is because our food systems are really built on annual crops. </w:t>
+        <w:t xml:space="preserve">In fact, if you make a list of all of the plant species in the world, only 6% of those plants will be annuals. </w:t>
       </w:r>
     </w:p>
     <w:p>
@@ -862,7 +774,15 @@
           <w:bCs/>
           <w:lang w:val="en-US"/>
         </w:rPr>
-        <w:t>Slide 19</w:t>
+        <w:t>Slide 1</w:t>
+      </w:r>
+      <w:r>
+        <w:rPr>
+          <w:b/>
+          <w:bCs/>
+          <w:lang w:val="en-US"/>
+        </w:rPr>
+        <w:t>8</w:t>
       </w:r>
     </w:p>
     <w:p>
@@ -875,7 +795,49 @@
         <w:rPr>
           <w:lang w:val="en-US"/>
         </w:rPr>
-        <w:t xml:space="preserve">Wheat, maize, soybean, barley, potatoes, rice…these are all either fed to livestock, or eaten by humans on a daily basis. In Denmark, all of the crops we use to make bread are annuals. </w:t>
+        <w:t>If you make a list of all of the plants humans have domesticated for food production, this changes a little. Humans have domesticated a lot of perennial plants, like apples, blueberries, avocados, and coffee. But we have also seemed to really like the annual plants</w:t>
+      </w:r>
+      <w:r>
+        <w:rPr>
+          <w:lang w:val="en-US"/>
+        </w:rPr>
+        <w:t xml:space="preserve">: </w:t>
+      </w:r>
+      <w:r>
+        <w:rPr>
+          <w:lang w:val="en-US"/>
+        </w:rPr>
+        <w:t xml:space="preserve">42% of the plants </w:t>
+      </w:r>
+      <w:r>
+        <w:rPr>
+          <w:lang w:val="en-US"/>
+        </w:rPr>
+        <w:t>humans have domesticated are</w:t>
+      </w:r>
+      <w:r>
+        <w:rPr>
+          <w:lang w:val="en-US"/>
+        </w:rPr>
+        <w:t xml:space="preserve"> annual</w:t>
+      </w:r>
+      <w:r>
+        <w:rPr>
+          <w:lang w:val="en-US"/>
+        </w:rPr>
+        <w:t>s</w:t>
+      </w:r>
+      <w:r>
+        <w:rPr>
+          <w:lang w:val="en-US"/>
+        </w:rPr>
+        <w:t xml:space="preserve">. </w:t>
+      </w:r>
+      <w:r>
+        <w:rPr>
+          <w:lang w:val="en-US"/>
+        </w:rPr>
+        <w:t xml:space="preserve">Think about lettuce, radishes, and our staple crops like wheat and barley. </w:t>
       </w:r>
     </w:p>
     <w:p>
@@ -892,23 +854,15 @@
           <w:bCs/>
           <w:lang w:val="en-US"/>
         </w:rPr>
-        <w:t>Slide 20</w:t>
-      </w:r>
-      <w:r>
-        <w:rPr>
-          <w:b/>
-          <w:bCs/>
-          <w:lang w:val="en-US"/>
-        </w:rPr>
-        <w:t>-22</w:t>
-      </w:r>
-      <w:r>
-        <w:rPr>
-          <w:b/>
-          <w:bCs/>
-          <w:lang w:val="en-US"/>
-        </w:rPr>
-        <w:t xml:space="preserve"> (why)</w:t>
+        <w:t xml:space="preserve">Slide </w:t>
+      </w:r>
+      <w:r>
+        <w:rPr>
+          <w:b/>
+          <w:bCs/>
+          <w:lang w:val="en-US"/>
+        </w:rPr>
+        <w:t>19</w:t>
       </w:r>
     </w:p>
     <w:p>
@@ -921,7 +875,7 @@
         <w:rPr>
           <w:lang w:val="en-US"/>
         </w:rPr>
-        <w:t>Read with some personality</w:t>
+        <w:t xml:space="preserve">That brings us to our next statistic. While 42% of our domesticated plants are annuals, we plant 82% of our agricultural land to annuals. This is because our food systems are really built on annual crops. </w:t>
       </w:r>
     </w:p>
     <w:p>
@@ -938,7 +892,16 @@
           <w:bCs/>
           <w:lang w:val="en-US"/>
         </w:rPr>
-        <w:t>Slide 23 (schematic)</w:t>
+        <w:lastRenderedPageBreak/>
+        <w:t xml:space="preserve">Slide </w:t>
+      </w:r>
+      <w:r>
+        <w:rPr>
+          <w:b/>
+          <w:bCs/>
+          <w:lang w:val="en-US"/>
+        </w:rPr>
+        <w:t>20</w:t>
       </w:r>
     </w:p>
     <w:p>
@@ -951,79 +914,128 @@
         <w:rPr>
           <w:lang w:val="en-US"/>
         </w:rPr>
-        <w:t xml:space="preserve">This is a schematic to show how the perennial rye works. In Denmark, we sow our normal annual rye crops in the fall. The following summer, the crop dies and we harvest the grain. </w:t>
+        <w:t xml:space="preserve">Wheat, maize, soybean, barley, potatoes, rice…these are all either fed to livestock, or eaten by humans on a daily basis. In Denmark, all of the crops we use to make bread are annuals. </w:t>
       </w:r>
     </w:p>
     <w:p>
       <w:pPr>
         <w:rPr>
-          <w:lang w:val="en-US"/>
-        </w:rPr>
-      </w:pPr>
-      <w:r>
-        <w:rPr>
-          <w:lang w:val="en-US"/>
-        </w:rPr>
-        <w:t xml:space="preserve">The perennial rye is planted in the fall just like the annual rye. The crop turns brown and becomes dry, and we harvest the grain. The difference is that the perennial rye plant is not dead. It regrows in the fall after the grain harvest. The next summer, it produces another grain crop. It regrows again for a second time, and produces a third grain crop. </w:t>
+          <w:b/>
+          <w:bCs/>
+          <w:lang w:val="en-US"/>
+        </w:rPr>
+      </w:pPr>
+      <w:r>
+        <w:rPr>
+          <w:b/>
+          <w:bCs/>
+          <w:lang w:val="en-US"/>
+        </w:rPr>
+        <w:t>Slide 2</w:t>
+      </w:r>
+      <w:r>
+        <w:rPr>
+          <w:b/>
+          <w:bCs/>
+          <w:lang w:val="en-US"/>
+        </w:rPr>
+        <w:t>1</w:t>
+      </w:r>
+      <w:r>
+        <w:rPr>
+          <w:b/>
+          <w:bCs/>
+          <w:lang w:val="en-US"/>
+        </w:rPr>
+        <w:t>-2</w:t>
+      </w:r>
+      <w:r>
+        <w:rPr>
+          <w:b/>
+          <w:bCs/>
+          <w:lang w:val="en-US"/>
+        </w:rPr>
+        <w:t>3</w:t>
+      </w:r>
+      <w:r>
+        <w:rPr>
+          <w:b/>
+          <w:bCs/>
+          <w:lang w:val="en-US"/>
+        </w:rPr>
+        <w:t xml:space="preserve"> (why)</w:t>
       </w:r>
     </w:p>
     <w:p>
       <w:pPr>
         <w:rPr>
-          <w:b/>
-          <w:bCs/>
-          <w:lang w:val="en-US"/>
-        </w:rPr>
-      </w:pPr>
-      <w:r>
-        <w:rPr>
-          <w:b/>
-          <w:bCs/>
-          <w:lang w:val="en-US"/>
-        </w:rPr>
-        <w:t xml:space="preserve">Slide 24 </w:t>
-      </w:r>
-      <w:r>
-        <w:rPr>
-          <w:b/>
-          <w:bCs/>
-          <w:lang w:val="en-US"/>
-        </w:rPr>
-        <w:t>(How long)</w:t>
+          <w:lang w:val="en-US"/>
+        </w:rPr>
+      </w:pPr>
+      <w:r>
+        <w:rPr>
+          <w:lang w:val="en-US"/>
+        </w:rPr>
+        <w:t>Read with some personality</w:t>
       </w:r>
     </w:p>
     <w:p>
-      <w:r>
-        <w:t>Read</w:t>
+      <w:pPr>
+        <w:rPr>
+          <w:b/>
+          <w:bCs/>
+          <w:lang w:val="en-US"/>
+        </w:rPr>
+      </w:pPr>
+      <w:r>
+        <w:rPr>
+          <w:b/>
+          <w:bCs/>
+          <w:lang w:val="en-US"/>
+        </w:rPr>
+        <w:t>Slide 2</w:t>
+      </w:r>
+      <w:r>
+        <w:rPr>
+          <w:b/>
+          <w:bCs/>
+          <w:lang w:val="en-US"/>
+        </w:rPr>
+        <w:t>4</w:t>
+      </w:r>
+      <w:r>
+        <w:rPr>
+          <w:b/>
+          <w:bCs/>
+          <w:lang w:val="en-US"/>
+        </w:rPr>
+        <w:t xml:space="preserve"> (schematic)</w:t>
       </w:r>
     </w:p>
     <w:p>
       <w:pPr>
         <w:rPr>
-          <w:b/>
-          <w:bCs/>
-        </w:rPr>
-      </w:pPr>
-      <w:r>
-        <w:rPr>
-          <w:b/>
-          <w:bCs/>
-        </w:rPr>
-        <w:t xml:space="preserve">Slide 25 </w:t>
-      </w:r>
-      <w:r>
-        <w:rPr>
-          <w:b/>
-          <w:bCs/>
-          <w:lang w:val="en-US"/>
-        </w:rPr>
-        <w:t>(What happened)</w:t>
+          <w:lang w:val="en-US"/>
+        </w:rPr>
+      </w:pPr>
+      <w:r>
+        <w:rPr>
+          <w:lang w:val="en-US"/>
+        </w:rPr>
+        <w:t xml:space="preserve">This is a schematic to show how the perennial rye works. In Denmark, we sow our normal annual rye crops in the fall. The following summer, the crop dies and we harvest the grain. </w:t>
       </w:r>
     </w:p>
     <w:p>
-      <w:r>
-        <w:lastRenderedPageBreak/>
-        <w:t>Read</w:t>
+      <w:pPr>
+        <w:rPr>
+          <w:lang w:val="en-US"/>
+        </w:rPr>
+      </w:pPr>
+      <w:r>
+        <w:rPr>
+          <w:lang w:val="en-US"/>
+        </w:rPr>
+        <w:t xml:space="preserve">The perennial rye is planted in the fall just like the annual rye. The crop turns brown and becomes dry, and we harvest the grain. The difference is that the perennial rye plant is not dead. It regrows in the fall after the grain harvest. The next summer, it produces another grain crop. It regrows again for a second time, and produces a third grain crop. </w:t>
       </w:r>
     </w:p>
     <w:p>
@@ -1031,21 +1043,40 @@
         <w:rPr>
           <w:b/>
           <w:bCs/>
-        </w:rPr>
-      </w:pPr>
-      <w:r>
-        <w:rPr>
-          <w:b/>
-          <w:bCs/>
-        </w:rPr>
-        <w:t>Slide 26</w:t>
-      </w:r>
-      <w:r>
-        <w:rPr>
-          <w:b/>
-          <w:bCs/>
-        </w:rPr>
-        <w:t xml:space="preserve"> (what are we interested in)</w:t>
+          <w:lang w:val="en-US"/>
+        </w:rPr>
+      </w:pPr>
+      <w:r>
+        <w:rPr>
+          <w:b/>
+          <w:bCs/>
+          <w:lang w:val="en-US"/>
+        </w:rPr>
+        <w:t>Slide 2</w:t>
+      </w:r>
+      <w:r>
+        <w:rPr>
+          <w:b/>
+          <w:bCs/>
+          <w:lang w:val="en-US"/>
+        </w:rPr>
+        <w:t>5</w:t>
+      </w:r>
+      <w:r>
+        <w:rPr>
+          <w:b/>
+          <w:bCs/>
+          <w:lang w:val="en-US"/>
+        </w:rPr>
+        <w:t xml:space="preserve"> </w:t>
+      </w:r>
+      <w:r>
+        <w:rPr>
+          <w:b/>
+          <w:bCs/>
+          <w:lang w:val="en-US"/>
+        </w:rPr>
+        <w:t>(How long)</w:t>
       </w:r>
     </w:p>
     <w:p>
@@ -1065,7 +1096,29 @@
           <w:b/>
           <w:bCs/>
         </w:rPr>
-        <w:t>Slide 27</w:t>
+        <w:t>Slide 2</w:t>
+      </w:r>
+      <w:r>
+        <w:rPr>
+          <w:b/>
+          <w:bCs/>
+        </w:rPr>
+        <w:t>6</w:t>
+      </w:r>
+      <w:r>
+        <w:rPr>
+          <w:b/>
+          <w:bCs/>
+        </w:rPr>
+        <w:t xml:space="preserve"> </w:t>
+      </w:r>
+      <w:r>
+        <w:rPr>
+          <w:b/>
+          <w:bCs/>
+          <w:lang w:val="en-US"/>
+        </w:rPr>
+        <w:t>(What happened)</w:t>
       </w:r>
     </w:p>
     <w:p>
@@ -1085,13 +1138,175 @@
           <w:b/>
           <w:bCs/>
         </w:rPr>
-        <w:t>Slide 28</w:t>
+        <w:t>Slide 2</w:t>
+      </w:r>
+      <w:r>
+        <w:rPr>
+          <w:b/>
+          <w:bCs/>
+        </w:rPr>
+        <w:t>7</w:t>
+      </w:r>
+      <w:r>
+        <w:rPr>
+          <w:b/>
+          <w:bCs/>
+        </w:rPr>
+        <w:t xml:space="preserve"> (what are we interested in)</w:t>
       </w:r>
     </w:p>
     <w:p>
       <w:r>
-        <w:t>You have now completed the ‘Review Informational Sheet’ step, and you can now decide whether you want to continue with the intake form. Thanks</w:t>
-      </w:r>
+        <w:t>Read</w:t>
+      </w:r>
+    </w:p>
+    <w:p>
+      <w:pPr>
+        <w:rPr>
+          <w:b/>
+          <w:bCs/>
+        </w:rPr>
+      </w:pPr>
+      <w:r>
+        <w:rPr>
+          <w:b/>
+          <w:bCs/>
+        </w:rPr>
+        <w:t>Slide 2</w:t>
+      </w:r>
+      <w:r>
+        <w:rPr>
+          <w:b/>
+          <w:bCs/>
+        </w:rPr>
+        <w:t>8</w:t>
+      </w:r>
+    </w:p>
+    <w:p>
+      <w:r>
+        <w:t>Read</w:t>
+      </w:r>
+    </w:p>
+    <w:p>
+      <w:pPr>
+        <w:rPr>
+          <w:b/>
+          <w:bCs/>
+        </w:rPr>
+      </w:pPr>
+      <w:r>
+        <w:rPr>
+          <w:b/>
+          <w:bCs/>
+        </w:rPr>
+        <w:t xml:space="preserve">Slide </w:t>
+      </w:r>
+      <w:r>
+        <w:rPr>
+          <w:b/>
+          <w:bCs/>
+        </w:rPr>
+        <w:t>29</w:t>
+      </w:r>
+    </w:p>
+    <w:p>
+      <w:r>
+        <w:t>You have now completed the ‘Review Informational Sheet’ step, and you can now decide whether you want to</w:t>
+      </w:r>
+      <w:r>
+        <w:t xml:space="preserve"> participate. If you decide to </w:t>
+      </w:r>
+      <w:proofErr w:type="spellStart"/>
+      <w:r>
+        <w:t>enroll</w:t>
+      </w:r>
+      <w:proofErr w:type="spellEnd"/>
+      <w:r>
+        <w:t xml:space="preserve"> in the GoodGrain home baking evaluation, you can fill out the intake form.</w:t>
+      </w:r>
+    </w:p>
+    <w:p>
+      <w:pPr>
+        <w:rPr>
+          <w:b/>
+          <w:bCs/>
+          <w:lang w:val="en-US"/>
+        </w:rPr>
+      </w:pPr>
+      <w:r>
+        <w:rPr>
+          <w:b/>
+          <w:bCs/>
+          <w:lang w:val="en-US"/>
+        </w:rPr>
+        <w:t xml:space="preserve">Slide </w:t>
+      </w:r>
+      <w:r>
+        <w:rPr>
+          <w:b/>
+          <w:bCs/>
+          <w:lang w:val="en-US"/>
+        </w:rPr>
+        <w:t>30</w:t>
+      </w:r>
+      <w:r>
+        <w:rPr>
+          <w:b/>
+          <w:bCs/>
+          <w:lang w:val="en-US"/>
+        </w:rPr>
+        <w:t xml:space="preserve"> </w:t>
+      </w:r>
+      <w:r>
+        <w:rPr>
+          <w:b/>
+          <w:bCs/>
+          <w:lang w:val="en-US"/>
+        </w:rPr>
+        <w:t>(</w:t>
+      </w:r>
+      <w:r>
+        <w:rPr>
+          <w:b/>
+          <w:bCs/>
+          <w:lang w:val="en-US"/>
+        </w:rPr>
+        <w:t>Funding and project partners</w:t>
+      </w:r>
+      <w:r>
+        <w:rPr>
+          <w:b/>
+          <w:bCs/>
+          <w:lang w:val="en-US"/>
+        </w:rPr>
+        <w:t>)</w:t>
+      </w:r>
+    </w:p>
+    <w:p>
+      <w:pPr>
+        <w:rPr>
+          <w:lang w:val="en-US"/>
+        </w:rPr>
+      </w:pPr>
+      <w:r>
+        <w:rPr>
+          <w:lang w:val="en-US"/>
+        </w:rPr>
+        <w:t xml:space="preserve">The GoodGrain project is grateful to have support from the Novo Nordisk Foundation’s Plant2Food program. </w:t>
+      </w:r>
+      <w:r>
+        <w:rPr>
+          <w:lang w:val="en-US"/>
+        </w:rPr>
+        <w:t xml:space="preserve">We are also lucky to have an excellent consortium of partners on this project, including…read the list. </w:t>
+      </w:r>
+    </w:p>
+    <w:p>
+      <w:pPr>
+        <w:rPr>
+          <w:lang w:val="en-US"/>
+        </w:rPr>
+      </w:pPr>
     </w:p>
     <w:sectPr>
       <w:headerReference w:type="even" r:id="rId10"/>
@@ -3657,6 +3872,7 @@
   <w:style w:type="character" w:default="1" w:styleId="DefaultParagraphFont">
     <w:name w:val="Default Paragraph Font"/>
     <w:uiPriority w:val="1"/>
+    <w:semiHidden/>
     <w:unhideWhenUsed/>
   </w:style>
   <w:style w:type="table" w:default="1" w:styleId="TableNormal">
@@ -8850,11 +9066,11 @@
 </file>
 
 <file path=customXml/item1.xml><?xml version="1.0" encoding="utf-8"?>
-<b:Sources xmlns:b="http://schemas.openxmlformats.org/officeDocument/2006/bibliography" xmlns="http://schemas.openxmlformats.org/officeDocument/2006/bibliography" SelectedStyle="\APASixthEditionOfficeOnline.xsl" StyleName="APA" Version="6"/>
+<TemplafyFormConfiguration><![CDATA[{"formFields":[],"formDataEntries":[]}]]></TemplafyFormConfiguration>
 </file>
 
 <file path=customXml/item2.xml><?xml version="1.0" encoding="utf-8"?>
-<TemplafyFormConfiguration><![CDATA[{"formFields":[],"formDataEntries":[]}]]></TemplafyFormConfiguration>
+<b:Sources xmlns:b="http://schemas.openxmlformats.org/officeDocument/2006/bibliography" xmlns="http://schemas.openxmlformats.org/officeDocument/2006/bibliography" SelectedStyle="\APASixthEditionOfficeOnline.xsl" StyleName="APA" Version="6"/>
 </file>
 
 <file path=customXml/item3.xml><?xml version="1.0" encoding="utf-8"?>
@@ -8862,16 +9078,16 @@
 </file>
 
 <file path=customXml/itemProps1.xml><?xml version="1.0" encoding="utf-8"?>
+<ds:datastoreItem xmlns:ds="http://schemas.openxmlformats.org/officeDocument/2006/customXml" ds:itemID="{BC84134D-B8AA-4A35-854B-D76D18C7832F}">
+  <ds:schemaRefs/>
+</ds:datastoreItem>
+</file>
+
+<file path=customXml/itemProps2.xml><?xml version="1.0" encoding="utf-8"?>
 <ds:datastoreItem xmlns:ds="http://schemas.openxmlformats.org/officeDocument/2006/customXml" ds:itemID="{334C6A43-1F8B-4B92-BED4-CAC969D68965}">
   <ds:schemaRefs>
     <ds:schemaRef ds:uri="http://schemas.openxmlformats.org/officeDocument/2006/bibliography"/>
   </ds:schemaRefs>
-</ds:datastoreItem>
-</file>
-
-<file path=customXml/itemProps2.xml><?xml version="1.0" encoding="utf-8"?>
-<ds:datastoreItem xmlns:ds="http://schemas.openxmlformats.org/officeDocument/2006/customXml" ds:itemID="{BC84134D-B8AA-4A35-854B-D76D18C7832F}">
-  <ds:schemaRefs/>
 </ds:datastoreItem>
 </file>
 
